--- a/eng/docx/016.content.docx
+++ b/eng/docx/016.content.docx
@@ -19,7 +19,7 @@
         <w:rPr>
           <w:lang w:val="en_US" w:bidi="en_US"/>
         </w:rPr>
-        <w:t>Resource: Tyndale Open Study Notes</w:t>
+        <w:t>Resource: Aquifer Open Study Notes (Profiles)</w:t>
       </w:r>
       <w:r>
         <w:rPr>
@@ -112,7 +112,7 @@
         <w:rPr>
           <w:lang w:val="en_US" w:bidi="en_US"/>
         </w:rPr>
-        <w:t>Tyndale Open Study Notes</w:t>
+        <w:t>Aquifer Open Study Notes (Profiles)</w:t>
       </w:r>
     </w:p>
     <w:p>

--- a/eng/docx/016.content.docx
+++ b/eng/docx/016.content.docx
@@ -233,72 +233,48 @@
         </w:rPr>
         <w:t>Thomas was one of the 12 apostles (</w:t>
       </w:r>
-      <w:hyperlink r:id="rId13">
-        <w:r>
-          <w:rPr>
-            <w:lang w:val="en_US" w:bidi="en_US"/>
-          </w:rPr>
-          <w:rPr>
-            <w:color w:val="0000EE"/>
-            <w:u w:val="single"/>
-          </w:rPr>
-          <w:t>Matthew 10:3</w:t>
-        </w:r>
-      </w:hyperlink>
+      <w:r>
+        <w:rPr>
+          <w:lang w:val="en_US" w:bidi="en_US"/>
+        </w:rPr>
+        <w:t>Matthew 10:3</w:t>
+      </w:r>
       <w:r>
         <w:rPr>
           <w:lang w:val="en_US" w:bidi="en_US"/>
         </w:rPr>
         <w:t xml:space="preserve">; </w:t>
       </w:r>
-      <w:hyperlink r:id="rId14">
-        <w:r>
-          <w:rPr>
-            <w:lang w:val="en_US" w:bidi="en_US"/>
-          </w:rPr>
-          <w:rPr>
-            <w:color w:val="0000EE"/>
-            <w:u w:val="single"/>
-          </w:rPr>
-          <w:t>Mark 3:18</w:t>
-        </w:r>
-      </w:hyperlink>
+      <w:r>
+        <w:rPr>
+          <w:lang w:val="en_US" w:bidi="en_US"/>
+        </w:rPr>
+        <w:t>Mark 3:18</w:t>
+      </w:r>
       <w:r>
         <w:rPr>
           <w:lang w:val="en_US" w:bidi="en_US"/>
         </w:rPr>
         <w:t xml:space="preserve">; </w:t>
       </w:r>
-      <w:hyperlink r:id="rId15">
-        <w:r>
-          <w:rPr>
-            <w:lang w:val="en_US" w:bidi="en_US"/>
-          </w:rPr>
-          <w:rPr>
-            <w:color w:val="0000EE"/>
-            <w:u w:val="single"/>
-          </w:rPr>
-          <w:t>Luke 6:15</w:t>
-        </w:r>
-      </w:hyperlink>
+      <w:r>
+        <w:rPr>
+          <w:lang w:val="en_US" w:bidi="en_US"/>
+        </w:rPr>
+        <w:t>Luke 6:15</w:t>
+      </w:r>
       <w:r>
         <w:rPr>
           <w:lang w:val="en_US" w:bidi="en_US"/>
         </w:rPr>
         <w:t xml:space="preserve">; </w:t>
       </w:r>
-      <w:hyperlink r:id="rId16">
-        <w:r>
-          <w:rPr>
-            <w:lang w:val="en_US" w:bidi="en_US"/>
-          </w:rPr>
-          <w:rPr>
-            <w:color w:val="0000EE"/>
-            <w:u w:val="single"/>
-          </w:rPr>
-          <w:t>Acts 1:13</w:t>
-        </w:r>
-      </w:hyperlink>
+      <w:r>
+        <w:rPr>
+          <w:lang w:val="en_US" w:bidi="en_US"/>
+        </w:rPr>
+        <w:t>Acts 1:13</w:t>
+      </w:r>
       <w:r>
         <w:rPr>
           <w:lang w:val="en_US" w:bidi="en_US"/>
@@ -319,54 +295,36 @@
         </w:rPr>
         <w:t>We do not know how Jesus first met and called Thomas to be his disciple. The Gospel of John is the only source with personal accounts of Thomas. Thomas expressed his willingness to follow Jesus, even if it meant death (</w:t>
       </w:r>
-      <w:hyperlink r:id="rId17">
-        <w:r>
-          <w:rPr>
-            <w:lang w:val="en_US" w:bidi="en_US"/>
-          </w:rPr>
-          <w:rPr>
-            <w:color w:val="0000EE"/>
-            <w:u w:val="single"/>
-          </w:rPr>
-          <w:t>John 11:16</w:t>
-        </w:r>
-      </w:hyperlink>
+      <w:r>
+        <w:rPr>
+          <w:lang w:val="en_US" w:bidi="en_US"/>
+        </w:rPr>
+        <w:t>John 11:16</w:t>
+      </w:r>
       <w:r>
         <w:rPr>
           <w:lang w:val="en_US" w:bidi="en_US"/>
         </w:rPr>
         <w:t>). He openly told Jesus that he did not understand what he was saying (</w:t>
       </w:r>
-      <w:hyperlink r:id="rId18">
-        <w:r>
-          <w:rPr>
-            <w:lang w:val="en_US" w:bidi="en_US"/>
-          </w:rPr>
-          <w:rPr>
-            <w:color w:val="0000EE"/>
-            <w:u w:val="single"/>
-          </w:rPr>
-          <w:t>John 14:5</w:t>
-        </w:r>
-      </w:hyperlink>
+      <w:r>
+        <w:rPr>
+          <w:lang w:val="en_US" w:bidi="en_US"/>
+        </w:rPr>
+        <w:t>John 14:5</w:t>
+      </w:r>
       <w:r>
         <w:rPr>
           <w:lang w:val="en_US" w:bidi="en_US"/>
         </w:rPr>
         <w:t>). Thomas was also one of the seven disciples who went back to fishing after the resurrection, when Jesus appeared to them (</w:t>
       </w:r>
-      <w:hyperlink r:id="rId19">
-        <w:r>
-          <w:rPr>
-            <w:lang w:val="en_US" w:bidi="en_US"/>
-          </w:rPr>
-          <w:rPr>
-            <w:color w:val="0000EE"/>
-            <w:u w:val="single"/>
-          </w:rPr>
-          <w:t>John 21:2</w:t>
-        </w:r>
-      </w:hyperlink>
+      <w:r>
+        <w:rPr>
+          <w:lang w:val="en_US" w:bidi="en_US"/>
+        </w:rPr>
+        <w:t>John 21:2</w:t>
+      </w:r>
       <w:r>
         <w:rPr>
           <w:lang w:val="en_US" w:bidi="en_US"/>
@@ -387,36 +345,24 @@
         </w:rPr>
         <w:t>When Jesus first appeared to his disciples after his death, Thomas was not there. When Thomas heard the others' report, he did not believe it. He insisted he needed to see the crucifixion marks on the body of Jesus and touch them himself (</w:t>
       </w:r>
-      <w:hyperlink r:id="rId20">
-        <w:r>
-          <w:rPr>
-            <w:lang w:val="en_US" w:bidi="en_US"/>
-          </w:rPr>
-          <w:rPr>
-            <w:color w:val="0000EE"/>
-            <w:u w:val="single"/>
-          </w:rPr>
-          <w:t>John 20:19–25</w:t>
-        </w:r>
-      </w:hyperlink>
+      <w:r>
+        <w:rPr>
+          <w:lang w:val="en_US" w:bidi="en_US"/>
+        </w:rPr>
+        <w:t>John 20:19–25</w:t>
+      </w:r>
       <w:r>
         <w:rPr>
           <w:lang w:val="en_US" w:bidi="en_US"/>
         </w:rPr>
         <w:t>). A week later, Jesus appeared to the disciples again and spoke directly to Thomas. He told Thomas to examine the nail and spear marks on his body and challenged him to believe, not doubt (</w:t>
       </w:r>
-      <w:hyperlink r:id="rId21">
-        <w:r>
-          <w:rPr>
-            <w:lang w:val="en_US" w:bidi="en_US"/>
-          </w:rPr>
-          <w:rPr>
-            <w:color w:val="0000EE"/>
-            <w:u w:val="single"/>
-          </w:rPr>
-          <w:t>John 20:26–27</w:t>
-        </w:r>
-      </w:hyperlink>
+      <w:r>
+        <w:rPr>
+          <w:lang w:val="en_US" w:bidi="en_US"/>
+        </w:rPr>
+        <w:t>John 20:26–27</w:t>
+      </w:r>
       <w:r>
         <w:rPr>
           <w:lang w:val="en_US" w:bidi="en_US"/>
@@ -437,18 +383,12 @@
         </w:rPr>
         <w:t>When Thomas saw Jesus alive again, he made one of the most important statements in the New Testament. He acknowledged Jesus as God by saying, “My Lord and my God!” (</w:t>
       </w:r>
-      <w:hyperlink r:id="rId22">
-        <w:r>
-          <w:rPr>
-            <w:lang w:val="en_US" w:bidi="en_US"/>
-          </w:rPr>
-          <w:rPr>
-            <w:color w:val="0000EE"/>
-            <w:u w:val="single"/>
-          </w:rPr>
-          <w:t>John 20:28</w:t>
-        </w:r>
-      </w:hyperlink>
+      <w:r>
+        <w:rPr>
+          <w:lang w:val="en_US" w:bidi="en_US"/>
+        </w:rPr>
+        <w:t>John 20:28</w:t>
+      </w:r>
       <w:r>
         <w:rPr>
           <w:lang w:val="en_US" w:bidi="en_US"/>
@@ -710,138 +650,90 @@
           <w:lang w:val="en_US" w:bidi="en_US"/>
         </w:rPr>
       </w:r>
-      <w:hyperlink r:id="rId13">
-        <w:r>
-          <w:rPr>
-            <w:lang w:val="en_US" w:bidi="en_US"/>
-          </w:rPr>
-          <w:rPr>
-            <w:color w:val="0000EE"/>
-            <w:u w:val="single"/>
-          </w:rPr>
-          <w:t>Matthew 10:3</w:t>
-        </w:r>
-      </w:hyperlink>
+      <w:r>
+        <w:rPr>
+          <w:lang w:val="en_US" w:bidi="en_US"/>
+        </w:rPr>
+        <w:t>Matthew 10:3</w:t>
+      </w:r>
       <w:r>
         <w:rPr>
           <w:lang w:val="en_US" w:bidi="en_US"/>
         </w:rPr>
         <w:t xml:space="preserve">; </w:t>
       </w:r>
-      <w:hyperlink r:id="rId14">
-        <w:r>
-          <w:rPr>
-            <w:lang w:val="en_US" w:bidi="en_US"/>
-          </w:rPr>
-          <w:rPr>
-            <w:color w:val="0000EE"/>
-            <w:u w:val="single"/>
-          </w:rPr>
-          <w:t>Mark 3:18</w:t>
-        </w:r>
-      </w:hyperlink>
+      <w:r>
+        <w:rPr>
+          <w:lang w:val="en_US" w:bidi="en_US"/>
+        </w:rPr>
+        <w:t>Mark 3:18</w:t>
+      </w:r>
       <w:r>
         <w:rPr>
           <w:lang w:val="en_US" w:bidi="en_US"/>
         </w:rPr>
         <w:t xml:space="preserve">; </w:t>
       </w:r>
-      <w:hyperlink r:id="rId15">
-        <w:r>
-          <w:rPr>
-            <w:lang w:val="en_US" w:bidi="en_US"/>
-          </w:rPr>
-          <w:rPr>
-            <w:color w:val="0000EE"/>
-            <w:u w:val="single"/>
-          </w:rPr>
-          <w:t>Luke 6:15</w:t>
-        </w:r>
-      </w:hyperlink>
+      <w:r>
+        <w:rPr>
+          <w:lang w:val="en_US" w:bidi="en_US"/>
+        </w:rPr>
+        <w:t>Luke 6:15</w:t>
+      </w:r>
       <w:r>
         <w:rPr>
           <w:lang w:val="en_US" w:bidi="en_US"/>
         </w:rPr>
         <w:t xml:space="preserve">; </w:t>
       </w:r>
-      <w:hyperlink r:id="rId17">
-        <w:r>
-          <w:rPr>
-            <w:lang w:val="en_US" w:bidi="en_US"/>
-          </w:rPr>
-          <w:rPr>
-            <w:color w:val="0000EE"/>
-            <w:u w:val="single"/>
-          </w:rPr>
-          <w:t>John 11:16</w:t>
-        </w:r>
-      </w:hyperlink>
+      <w:r>
+        <w:rPr>
+          <w:lang w:val="en_US" w:bidi="en_US"/>
+        </w:rPr>
+        <w:t>John 11:16</w:t>
+      </w:r>
       <w:r>
         <w:rPr>
           <w:lang w:val="en_US" w:bidi="en_US"/>
         </w:rPr>
         <w:t xml:space="preserve">; </w:t>
       </w:r>
-      <w:hyperlink r:id="rId18">
-        <w:r>
-          <w:rPr>
-            <w:lang w:val="en_US" w:bidi="en_US"/>
-          </w:rPr>
-          <w:rPr>
-            <w:color w:val="0000EE"/>
-            <w:u w:val="single"/>
-          </w:rPr>
-          <w:t>John 14:5</w:t>
-        </w:r>
-      </w:hyperlink>
+      <w:r>
+        <w:rPr>
+          <w:lang w:val="en_US" w:bidi="en_US"/>
+        </w:rPr>
+        <w:t>John 14:5</w:t>
+      </w:r>
       <w:r>
         <w:rPr>
           <w:lang w:val="en_US" w:bidi="en_US"/>
         </w:rPr>
         <w:t xml:space="preserve">; </w:t>
       </w:r>
-      <w:hyperlink r:id="rId23">
-        <w:r>
-          <w:rPr>
-            <w:lang w:val="en_US" w:bidi="en_US"/>
-          </w:rPr>
-          <w:rPr>
-            <w:color w:val="0000EE"/>
-            <w:u w:val="single"/>
-          </w:rPr>
-          <w:t>John 20:24–29</w:t>
-        </w:r>
-      </w:hyperlink>
+      <w:r>
+        <w:rPr>
+          <w:lang w:val="en_US" w:bidi="en_US"/>
+        </w:rPr>
+        <w:t>John 20:24–29</w:t>
+      </w:r>
       <w:r>
         <w:rPr>
           <w:lang w:val="en_US" w:bidi="en_US"/>
         </w:rPr>
         <w:t xml:space="preserve">; </w:t>
       </w:r>
-      <w:hyperlink r:id="rId19">
-        <w:r>
-          <w:rPr>
-            <w:lang w:val="en_US" w:bidi="en_US"/>
-          </w:rPr>
-          <w:rPr>
-            <w:color w:val="0000EE"/>
-            <w:u w:val="single"/>
-          </w:rPr>
-          <w:t xml:space="preserve">John 21:2; </w:t>
-        </w:r>
-      </w:hyperlink>
-      <w:hyperlink r:id="rId16">
-        <w:r>
-          <w:rPr>
-            <w:lang w:val="en_US" w:bidi="en_US"/>
-          </w:rPr>
-          <w:rPr>
-            <w:color w:val="0000EE"/>
-            <w:u w:val="single"/>
-          </w:rPr>
-          <w:t>Acts 1:13</w:t>
-        </w:r>
-      </w:hyperlink>
+      <w:r>
+        <w:rPr>
+          <w:lang w:val="en_US" w:bidi="en_US"/>
+        </w:rPr>
+        <w:t xml:space="preserve">John 21:2; </w:t>
+      </w:r>
+      <w:r>
+        <w:rPr>
+          <w:lang w:val="en_US" w:bidi="en_US"/>
+        </w:rPr>
+        <w:t>Acts 1:13</w:t>
+      </w:r>
       <w:r>
         <w:rPr>
           <w:lang w:val="en_US" w:bidi="en_US"/>
@@ -904,90 +796,60 @@
         </w:rPr>
         <w:t>Timothy had a devout mother and grandmother (</w:t>
       </w:r>
-      <w:hyperlink r:id="rId24">
-        <w:r>
-          <w:rPr>
-            <w:lang w:val="en_US" w:bidi="en_US"/>
-          </w:rPr>
-          <w:rPr>
-            <w:color w:val="0000EE"/>
-            <w:u w:val="single"/>
-          </w:rPr>
-          <w:t>2 Timothy 1:5</w:t>
-        </w:r>
-      </w:hyperlink>
+      <w:r>
+        <w:rPr>
+          <w:lang w:val="en_US" w:bidi="en_US"/>
+        </w:rPr>
+        <w:t>2 Timothy 1:5</w:t>
+      </w:r>
       <w:r>
         <w:rPr>
           <w:lang w:val="en_US" w:bidi="en_US"/>
         </w:rPr>
         <w:t>). The Christians in his hometown, Lystra, and nearby Iconium respected him highly. He joined Paul's missionary team during Paul's second journey. Paul mentions prophetic words that confirmed Timothy's selection. Timothy received a special gifting for service through the laying on of hands by the elders and Paul (</w:t>
       </w:r>
-      <w:hyperlink r:id="rId25">
-        <w:r>
-          <w:rPr>
-            <w:lang w:val="en_US" w:bidi="en_US"/>
-          </w:rPr>
-          <w:rPr>
-            <w:color w:val="0000EE"/>
-            <w:u w:val="single"/>
-          </w:rPr>
-          <w:t>1 Timothy 1:18</w:t>
-        </w:r>
-      </w:hyperlink>
+      <w:r>
+        <w:rPr>
+          <w:lang w:val="en_US" w:bidi="en_US"/>
+        </w:rPr>
+        <w:t>1 Timothy 1:18</w:t>
+      </w:r>
       <w:r>
         <w:rPr>
           <w:lang w:val="en_US" w:bidi="en_US"/>
         </w:rPr>
         <w:t xml:space="preserve">; </w:t>
       </w:r>
-      <w:hyperlink r:id="rId26">
-        <w:r>
-          <w:rPr>
-            <w:lang w:val="en_US" w:bidi="en_US"/>
-          </w:rPr>
-          <w:rPr>
-            <w:color w:val="0000EE"/>
-            <w:u w:val="single"/>
-          </w:rPr>
-          <w:t>4:14</w:t>
-        </w:r>
-      </w:hyperlink>
+      <w:r>
+        <w:rPr>
+          <w:lang w:val="en_US" w:bidi="en_US"/>
+        </w:rPr>
+        <w:t>4:14</w:t>
+      </w:r>
       <w:r>
         <w:rPr>
           <w:lang w:val="en_US" w:bidi="en_US"/>
         </w:rPr>
         <w:t xml:space="preserve">; </w:t>
       </w:r>
-      <w:hyperlink r:id="rId27">
-        <w:r>
-          <w:rPr>
-            <w:lang w:val="en_US" w:bidi="en_US"/>
-          </w:rPr>
-          <w:rPr>
-            <w:color w:val="0000EE"/>
-            <w:u w:val="single"/>
-          </w:rPr>
-          <w:t>2 Timothy 1:6</w:t>
-        </w:r>
-      </w:hyperlink>
+      <w:r>
+        <w:rPr>
+          <w:lang w:val="en_US" w:bidi="en_US"/>
+        </w:rPr>
+        <w:t>2 Timothy 1:6</w:t>
+      </w:r>
       <w:r>
         <w:rPr>
           <w:lang w:val="en_US" w:bidi="en_US"/>
         </w:rPr>
         <w:t>). To respect the Jews in the area, Paul had Timothy circumcised (</w:t>
       </w:r>
-      <w:hyperlink r:id="rId28">
-        <w:r>
-          <w:rPr>
-            <w:lang w:val="en_US" w:bidi="en_US"/>
-          </w:rPr>
-          <w:rPr>
-            <w:color w:val="0000EE"/>
-            <w:u w:val="single"/>
-          </w:rPr>
-          <w:t>Acts 16:1–3</w:t>
-        </w:r>
-      </w:hyperlink>
+      <w:r>
+        <w:rPr>
+          <w:lang w:val="en_US" w:bidi="en_US"/>
+        </w:rPr>
+        <w:t>Acts 16:1–3</w:t>
+      </w:r>
       <w:r>
         <w:rPr>
           <w:lang w:val="en_US" w:bidi="en_US"/>
@@ -1008,396 +870,264 @@
         </w:rPr>
         <w:t>Over the next fifteen years, Paul sent Timothy on special missions to various churches (</w:t>
       </w:r>
-      <w:hyperlink r:id="rId29">
-        <w:r>
-          <w:rPr>
-            <w:lang w:val="en_US" w:bidi="en_US"/>
-          </w:rPr>
-          <w:rPr>
-            <w:color w:val="0000EE"/>
-            <w:u w:val="single"/>
-          </w:rPr>
-          <w:t>Acts 19:22</w:t>
-        </w:r>
-      </w:hyperlink>
+      <w:r>
+        <w:rPr>
+          <w:lang w:val="en_US" w:bidi="en_US"/>
+        </w:rPr>
+        <w:t>Acts 19:22</w:t>
+      </w:r>
       <w:r>
         <w:rPr>
           <w:lang w:val="en_US" w:bidi="en_US"/>
         </w:rPr>
         <w:t xml:space="preserve">; </w:t>
       </w:r>
-      <w:hyperlink r:id="rId30">
-        <w:r>
-          <w:rPr>
-            <w:lang w:val="en_US" w:bidi="en_US"/>
-          </w:rPr>
-          <w:rPr>
-            <w:color w:val="0000EE"/>
-            <w:u w:val="single"/>
-          </w:rPr>
-          <w:t>1 Corinthians 4:17</w:t>
-        </w:r>
-      </w:hyperlink>
+      <w:r>
+        <w:rPr>
+          <w:lang w:val="en_US" w:bidi="en_US"/>
+        </w:rPr>
+        <w:t>1 Corinthians 4:17</w:t>
+      </w:r>
       <w:r>
         <w:rPr>
           <w:lang w:val="en_US" w:bidi="en_US"/>
         </w:rPr>
         <w:t xml:space="preserve">; </w:t>
       </w:r>
-      <w:hyperlink r:id="rId31">
-        <w:r>
-          <w:rPr>
-            <w:lang w:val="en_US" w:bidi="en_US"/>
-          </w:rPr>
-          <w:rPr>
-            <w:color w:val="0000EE"/>
-            <w:u w:val="single"/>
-          </w:rPr>
-          <w:t>16:10–11</w:t>
-        </w:r>
-      </w:hyperlink>
+      <w:r>
+        <w:rPr>
+          <w:lang w:val="en_US" w:bidi="en_US"/>
+        </w:rPr>
+        <w:t>16:10–11</w:t>
+      </w:r>
       <w:r>
         <w:rPr>
           <w:lang w:val="en_US" w:bidi="en_US"/>
         </w:rPr>
         <w:t xml:space="preserve">; </w:t>
       </w:r>
-      <w:hyperlink r:id="rId32">
-        <w:r>
-          <w:rPr>
-            <w:lang w:val="en_US" w:bidi="en_US"/>
-          </w:rPr>
-          <w:rPr>
-            <w:color w:val="0000EE"/>
-            <w:u w:val="single"/>
-          </w:rPr>
-          <w:t>Philippians 2:19–23</w:t>
-        </w:r>
-      </w:hyperlink>
+      <w:r>
+        <w:rPr>
+          <w:lang w:val="en_US" w:bidi="en_US"/>
+        </w:rPr>
+        <w:t>Philippians 2:19–23</w:t>
+      </w:r>
       <w:r>
         <w:rPr>
           <w:lang w:val="en_US" w:bidi="en_US"/>
         </w:rPr>
         <w:t xml:space="preserve">; </w:t>
       </w:r>
-      <w:hyperlink r:id="rId33">
-        <w:r>
-          <w:rPr>
-            <w:lang w:val="en_US" w:bidi="en_US"/>
-          </w:rPr>
-          <w:rPr>
-            <w:color w:val="0000EE"/>
-            <w:u w:val="single"/>
-          </w:rPr>
-          <w:t>1 Thessalonians 3:1–6</w:t>
-        </w:r>
-      </w:hyperlink>
+      <w:r>
+        <w:rPr>
+          <w:lang w:val="en_US" w:bidi="en_US"/>
+        </w:rPr>
+        <w:t>1 Thessalonians 3:1–6</w:t>
+      </w:r>
       <w:r>
         <w:rPr>
           <w:lang w:val="en_US" w:bidi="en_US"/>
         </w:rPr>
         <w:t xml:space="preserve">; </w:t>
       </w:r>
-      <w:hyperlink r:id="rId34">
-        <w:r>
-          <w:rPr>
-            <w:lang w:val="en_US" w:bidi="en_US"/>
-          </w:rPr>
-          <w:rPr>
-            <w:color w:val="0000EE"/>
-            <w:u w:val="single"/>
-          </w:rPr>
-          <w:t>1 Timothy 1:3</w:t>
-        </w:r>
-      </w:hyperlink>
+      <w:r>
+        <w:rPr>
+          <w:lang w:val="en_US" w:bidi="en_US"/>
+        </w:rPr>
+        <w:t>1 Timothy 1:3</w:t>
+      </w:r>
       <w:r>
         <w:rPr>
           <w:lang w:val="en_US" w:bidi="en_US"/>
         </w:rPr>
         <w:t xml:space="preserve">; see also </w:t>
       </w:r>
-      <w:hyperlink r:id="rId35">
-        <w:r>
-          <w:rPr>
-            <w:lang w:val="en_US" w:bidi="en_US"/>
-          </w:rPr>
-          <w:rPr>
-            <w:color w:val="0000EE"/>
-            <w:u w:val="single"/>
-          </w:rPr>
-          <w:t>Acts 17:14–15</w:t>
-        </w:r>
-      </w:hyperlink>
+      <w:r>
+        <w:rPr>
+          <w:lang w:val="en_US" w:bidi="en_US"/>
+        </w:rPr>
+        <w:t>Acts 17:14–15</w:t>
+      </w:r>
       <w:r>
         <w:rPr>
           <w:lang w:val="en_US" w:bidi="en_US"/>
         </w:rPr>
         <w:t xml:space="preserve">; </w:t>
       </w:r>
-      <w:hyperlink r:id="rId36">
-        <w:r>
-          <w:rPr>
-            <w:lang w:val="en_US" w:bidi="en_US"/>
-          </w:rPr>
-          <w:rPr>
-            <w:color w:val="0000EE"/>
-            <w:u w:val="single"/>
-          </w:rPr>
-          <w:t>18:5</w:t>
-        </w:r>
-      </w:hyperlink>
+      <w:r>
+        <w:rPr>
+          <w:lang w:val="en_US" w:bidi="en_US"/>
+        </w:rPr>
+        <w:t>18:5</w:t>
+      </w:r>
       <w:r>
         <w:rPr>
           <w:lang w:val="en_US" w:bidi="en_US"/>
         </w:rPr>
         <w:t>). Paul included Timothy’s name as coauthor in several of his letters (</w:t>
       </w:r>
-      <w:hyperlink r:id="rId37">
-        <w:r>
-          <w:rPr>
-            <w:lang w:val="en_US" w:bidi="en_US"/>
-          </w:rPr>
-          <w:rPr>
-            <w:color w:val="0000EE"/>
-            <w:u w:val="single"/>
-          </w:rPr>
-          <w:t>2 Corinthians 1:1</w:t>
-        </w:r>
-      </w:hyperlink>
+      <w:r>
+        <w:rPr>
+          <w:lang w:val="en_US" w:bidi="en_US"/>
+        </w:rPr>
+        <w:t>2 Corinthians 1:1</w:t>
+      </w:r>
       <w:r>
         <w:rPr>
           <w:lang w:val="en_US" w:bidi="en_US"/>
         </w:rPr>
         <w:t xml:space="preserve">; </w:t>
       </w:r>
-      <w:hyperlink r:id="rId38">
-        <w:r>
-          <w:rPr>
-            <w:lang w:val="en_US" w:bidi="en_US"/>
-          </w:rPr>
-          <w:rPr>
-            <w:color w:val="0000EE"/>
-            <w:u w:val="single"/>
-          </w:rPr>
-          <w:t>Philippians 1:1</w:t>
-        </w:r>
-      </w:hyperlink>
+      <w:r>
+        <w:rPr>
+          <w:lang w:val="en_US" w:bidi="en_US"/>
+        </w:rPr>
+        <w:t>Philippians 1:1</w:t>
+      </w:r>
       <w:r>
         <w:rPr>
           <w:lang w:val="en_US" w:bidi="en_US"/>
         </w:rPr>
         <w:t xml:space="preserve">; </w:t>
       </w:r>
-      <w:hyperlink r:id="rId39">
-        <w:r>
-          <w:rPr>
-            <w:lang w:val="en_US" w:bidi="en_US"/>
-          </w:rPr>
-          <w:rPr>
-            <w:color w:val="0000EE"/>
-            <w:u w:val="single"/>
-          </w:rPr>
-          <w:t>Colossians 1:1</w:t>
-        </w:r>
-      </w:hyperlink>
+      <w:r>
+        <w:rPr>
+          <w:lang w:val="en_US" w:bidi="en_US"/>
+        </w:rPr>
+        <w:t>Colossians 1:1</w:t>
+      </w:r>
       <w:r>
         <w:rPr>
           <w:lang w:val="en_US" w:bidi="en_US"/>
         </w:rPr>
         <w:t xml:space="preserve">; </w:t>
       </w:r>
-      <w:hyperlink r:id="rId40">
-        <w:r>
-          <w:rPr>
-            <w:lang w:val="en_US" w:bidi="en_US"/>
-          </w:rPr>
-          <w:rPr>
-            <w:color w:val="0000EE"/>
-            <w:u w:val="single"/>
-          </w:rPr>
-          <w:t>1 Thessalonians 1:1</w:t>
-        </w:r>
-      </w:hyperlink>
+      <w:r>
+        <w:rPr>
+          <w:lang w:val="en_US" w:bidi="en_US"/>
+        </w:rPr>
+        <w:t>1 Thessalonians 1:1</w:t>
+      </w:r>
       <w:r>
         <w:rPr>
           <w:lang w:val="en_US" w:bidi="en_US"/>
         </w:rPr>
         <w:t xml:space="preserve">; </w:t>
       </w:r>
-      <w:hyperlink r:id="rId41">
-        <w:r>
-          <w:rPr>
-            <w:lang w:val="en_US" w:bidi="en_US"/>
-          </w:rPr>
-          <w:rPr>
-            <w:color w:val="0000EE"/>
-            <w:u w:val="single"/>
-          </w:rPr>
-          <w:t>2 Thessalonians 1:1</w:t>
-        </w:r>
-      </w:hyperlink>
+      <w:r>
+        <w:rPr>
+          <w:lang w:val="en_US" w:bidi="en_US"/>
+        </w:rPr>
+        <w:t>2 Thessalonians 1:1</w:t>
+      </w:r>
       <w:r>
         <w:rPr>
           <w:lang w:val="en_US" w:bidi="en_US"/>
         </w:rPr>
         <w:t xml:space="preserve">; </w:t>
       </w:r>
-      <w:hyperlink r:id="rId42">
-        <w:r>
-          <w:rPr>
-            <w:lang w:val="en_US" w:bidi="en_US"/>
-          </w:rPr>
-          <w:rPr>
-            <w:color w:val="0000EE"/>
-            <w:u w:val="single"/>
-          </w:rPr>
-          <w:t>Philemon 1:1</w:t>
-        </w:r>
-      </w:hyperlink>
+      <w:r>
+        <w:rPr>
+          <w:lang w:val="en_US" w:bidi="en_US"/>
+        </w:rPr>
+        <w:t>Philemon 1:1</w:t>
+      </w:r>
       <w:r>
         <w:rPr>
           <w:lang w:val="en_US" w:bidi="en_US"/>
         </w:rPr>
         <w:t xml:space="preserve">). Paul clearly had a close relationship with Timothy and respected him greatly (see </w:t>
       </w:r>
-      <w:hyperlink r:id="rId43">
-        <w:r>
-          <w:rPr>
-            <w:lang w:val="en_US" w:bidi="en_US"/>
-          </w:rPr>
-          <w:rPr>
-            <w:color w:val="0000EE"/>
-            <w:u w:val="single"/>
-          </w:rPr>
-          <w:t>Romans 16:21</w:t>
-        </w:r>
-      </w:hyperlink>
+      <w:r>
+        <w:rPr>
+          <w:lang w:val="en_US" w:bidi="en_US"/>
+        </w:rPr>
+        <w:t>Romans 16:21</w:t>
+      </w:r>
       <w:r>
         <w:rPr>
           <w:lang w:val="en_US" w:bidi="en_US"/>
         </w:rPr>
         <w:t xml:space="preserve">; </w:t>
       </w:r>
-      <w:hyperlink r:id="rId30">
-        <w:r>
-          <w:rPr>
-            <w:lang w:val="en_US" w:bidi="en_US"/>
-          </w:rPr>
-          <w:rPr>
-            <w:color w:val="0000EE"/>
-            <w:u w:val="single"/>
-          </w:rPr>
-          <w:t>1 Corinthians 4:17</w:t>
-        </w:r>
-      </w:hyperlink>
+      <w:r>
+        <w:rPr>
+          <w:lang w:val="en_US" w:bidi="en_US"/>
+        </w:rPr>
+        <w:t>1 Corinthians 4:17</w:t>
+      </w:r>
       <w:r>
         <w:rPr>
           <w:lang w:val="en_US" w:bidi="en_US"/>
         </w:rPr>
         <w:t xml:space="preserve">; </w:t>
       </w:r>
-      <w:hyperlink r:id="rId44">
-        <w:r>
-          <w:rPr>
-            <w:lang w:val="en_US" w:bidi="en_US"/>
-          </w:rPr>
-          <w:rPr>
-            <w:color w:val="0000EE"/>
-            <w:u w:val="single"/>
-          </w:rPr>
-          <w:t>1 Thessalonians 3:2</w:t>
-        </w:r>
-      </w:hyperlink>
+      <w:r>
+        <w:rPr>
+          <w:lang w:val="en_US" w:bidi="en_US"/>
+        </w:rPr>
+        <w:t>1 Thessalonians 3:2</w:t>
+      </w:r>
       <w:r>
         <w:rPr>
           <w:lang w:val="en_US" w:bidi="en_US"/>
         </w:rPr>
         <w:t xml:space="preserve">; </w:t>
       </w:r>
-      <w:hyperlink r:id="rId45">
-        <w:r>
-          <w:rPr>
-            <w:lang w:val="en_US" w:bidi="en_US"/>
-          </w:rPr>
-          <w:rPr>
-            <w:color w:val="0000EE"/>
-            <w:u w:val="single"/>
-          </w:rPr>
-          <w:t>1 Timothy 1:2</w:t>
-        </w:r>
-      </w:hyperlink>
+      <w:r>
+        <w:rPr>
+          <w:lang w:val="en_US" w:bidi="en_US"/>
+        </w:rPr>
+        <w:t>1 Timothy 1:2</w:t>
+      </w:r>
       <w:r>
         <w:rPr>
           <w:lang w:val="en_US" w:bidi="en_US"/>
         </w:rPr>
         <w:t xml:space="preserve">; </w:t>
       </w:r>
-      <w:hyperlink r:id="rId46">
-        <w:r>
-          <w:rPr>
-            <w:lang w:val="en_US" w:bidi="en_US"/>
-          </w:rPr>
-          <w:rPr>
-            <w:color w:val="0000EE"/>
-            <w:u w:val="single"/>
-          </w:rPr>
-          <w:t>6:11</w:t>
-        </w:r>
-      </w:hyperlink>
+      <w:r>
+        <w:rPr>
+          <w:lang w:val="en_US" w:bidi="en_US"/>
+        </w:rPr>
+        <w:t>6:11</w:t>
+      </w:r>
       <w:r>
         <w:rPr>
           <w:lang w:val="en_US" w:bidi="en_US"/>
         </w:rPr>
         <w:t xml:space="preserve">; </w:t>
       </w:r>
-      <w:hyperlink r:id="rId47">
-        <w:r>
-          <w:rPr>
-            <w:lang w:val="en_US" w:bidi="en_US"/>
-          </w:rPr>
-          <w:rPr>
-            <w:color w:val="0000EE"/>
-            <w:u w:val="single"/>
-          </w:rPr>
-          <w:t>2 Timothy 1:2</w:t>
-        </w:r>
-      </w:hyperlink>
+      <w:r>
+        <w:rPr>
+          <w:lang w:val="en_US" w:bidi="en_US"/>
+        </w:rPr>
+        <w:t>2 Timothy 1:2</w:t>
+      </w:r>
       <w:r>
         <w:rPr>
           <w:lang w:val="en_US" w:bidi="en_US"/>
         </w:rPr>
         <w:t>). As Paul neared the end of his life and awaited his sentence in prison, he strongly desired to see Timothy (</w:t>
       </w:r>
-      <w:hyperlink r:id="rId48">
-        <w:r>
-          <w:rPr>
-            <w:lang w:val="en_US" w:bidi="en_US"/>
-          </w:rPr>
-          <w:rPr>
-            <w:color w:val="0000EE"/>
-            <w:u w:val="single"/>
-          </w:rPr>
-          <w:t>2 Timothy 1:3–4</w:t>
-        </w:r>
-      </w:hyperlink>
+      <w:r>
+        <w:rPr>
+          <w:lang w:val="en_US" w:bidi="en_US"/>
+        </w:rPr>
+        <w:t>2 Timothy 1:3–4</w:t>
+      </w:r>
       <w:r>
         <w:rPr>
           <w:lang w:val="en_US" w:bidi="en_US"/>
         </w:rPr>
         <w:t>). Among all Paul’s coworkers, Timothy is especially praised for his selfless concern for Jesus and his people (</w:t>
       </w:r>
-      <w:hyperlink r:id="rId49">
-        <w:r>
-          <w:rPr>
-            <w:lang w:val="en_US" w:bidi="en_US"/>
-          </w:rPr>
-          <w:rPr>
-            <w:color w:val="0000EE"/>
-            <w:u w:val="single"/>
-          </w:rPr>
-          <w:t>Philippians 2:20–22</w:t>
-        </w:r>
-      </w:hyperlink>
+      <w:r>
+        <w:rPr>
+          <w:lang w:val="en_US" w:bidi="en_US"/>
+        </w:rPr>
+        <w:t>Philippians 2:20–22</w:t>
+      </w:r>
       <w:r>
         <w:rPr>
           <w:lang w:val="en_US" w:bidi="en_US"/>
@@ -1418,108 +1148,72 @@
         </w:rPr>
         <w:t>Paul’s second letter to Timothy (2 Timothy) was written shortly before Paul was killed. In this letter, he encouraged Timothy to be bold and fearless in sharing the good news about Jesus. He urged Timothy to be willing to suffer for Jesus (</w:t>
       </w:r>
-      <w:hyperlink r:id="rId50">
-        <w:r>
-          <w:rPr>
-            <w:lang w:val="en_US" w:bidi="en_US"/>
-          </w:rPr>
-          <w:rPr>
-            <w:color w:val="0000EE"/>
-            <w:u w:val="single"/>
-          </w:rPr>
-          <w:t>2 Timothy 1:8</w:t>
-        </w:r>
-      </w:hyperlink>
+      <w:r>
+        <w:rPr>
+          <w:lang w:val="en_US" w:bidi="en_US"/>
+        </w:rPr>
+        <w:t>2 Timothy 1:8</w:t>
+      </w:r>
       <w:r>
         <w:rPr>
           <w:lang w:val="en_US" w:bidi="en_US"/>
         </w:rPr>
         <w:t xml:space="preserve">; </w:t>
       </w:r>
-      <w:hyperlink r:id="rId51">
-        <w:r>
-          <w:rPr>
-            <w:lang w:val="en_US" w:bidi="en_US"/>
-          </w:rPr>
-          <w:rPr>
-            <w:color w:val="0000EE"/>
-            <w:u w:val="single"/>
-          </w:rPr>
-          <w:t>2:1–3</w:t>
-        </w:r>
-      </w:hyperlink>
+      <w:r>
+        <w:rPr>
+          <w:lang w:val="en_US" w:bidi="en_US"/>
+        </w:rPr>
+        <w:t>2:1–3</w:t>
+      </w:r>
       <w:r>
         <w:rPr>
           <w:lang w:val="en_US" w:bidi="en_US"/>
         </w:rPr>
         <w:t xml:space="preserve">; </w:t>
       </w:r>
-      <w:hyperlink r:id="rId52">
-        <w:r>
-          <w:rPr>
-            <w:lang w:val="en_US" w:bidi="en_US"/>
-          </w:rPr>
-          <w:rPr>
-            <w:color w:val="0000EE"/>
-            <w:u w:val="single"/>
-          </w:rPr>
-          <w:t>4:1–2</w:t>
-        </w:r>
-      </w:hyperlink>
+      <w:r>
+        <w:rPr>
+          <w:lang w:val="en_US" w:bidi="en_US"/>
+        </w:rPr>
+        <w:t>4:1–2</w:t>
+      </w:r>
       <w:r>
         <w:rPr>
           <w:lang w:val="en_US" w:bidi="en_US"/>
         </w:rPr>
         <w:t xml:space="preserve">, </w:t>
       </w:r>
-      <w:hyperlink r:id="rId53">
-        <w:r>
-          <w:rPr>
-            <w:lang w:val="en_US" w:bidi="en_US"/>
-          </w:rPr>
-          <w:rPr>
-            <w:color w:val="0000EE"/>
-            <w:u w:val="single"/>
-          </w:rPr>
-          <w:t>5</w:t>
-        </w:r>
-      </w:hyperlink>
+      <w:r>
+        <w:rPr>
+          <w:lang w:val="en_US" w:bidi="en_US"/>
+        </w:rPr>
+        <w:t>5</w:t>
+      </w:r>
       <w:r>
         <w:rPr>
           <w:lang w:val="en_US" w:bidi="en_US"/>
         </w:rPr>
         <w:t xml:space="preserve">). This was a strong message for someone who might have been naturally timid (see </w:t>
       </w:r>
-      <w:hyperlink r:id="rId54">
-        <w:r>
-          <w:rPr>
-            <w:lang w:val="en_US" w:bidi="en_US"/>
-          </w:rPr>
-          <w:rPr>
-            <w:color w:val="0000EE"/>
-            <w:u w:val="single"/>
-          </w:rPr>
-          <w:t>2 Timothy 1:6–7</w:t>
-        </w:r>
-      </w:hyperlink>
+      <w:r>
+        <w:rPr>
+          <w:lang w:val="en_US" w:bidi="en_US"/>
+        </w:rPr>
+        <w:t>2 Timothy 1:6–7</w:t>
+      </w:r>
       <w:r>
         <w:rPr>
           <w:lang w:val="en_US" w:bidi="en_US"/>
         </w:rPr>
         <w:t>). Timothy himself seems to have become a prisoner later on (</w:t>
       </w:r>
-      <w:hyperlink r:id="rId55">
-        <w:r>
-          <w:rPr>
-            <w:lang w:val="en_US" w:bidi="en_US"/>
-          </w:rPr>
-          <w:rPr>
-            <w:color w:val="0000EE"/>
-            <w:u w:val="single"/>
-          </w:rPr>
-          <w:t>Hebrews 13:23</w:t>
-        </w:r>
-      </w:hyperlink>
+      <w:r>
+        <w:rPr>
+          <w:lang w:val="en_US" w:bidi="en_US"/>
+        </w:rPr>
+        <w:t>Hebrews 13:23</w:t>
+      </w:r>
       <w:r>
         <w:rPr>
           <w:lang w:val="en_US" w:bidi="en_US"/>
@@ -1563,324 +1257,216 @@
           <w:lang w:val="en_US" w:bidi="en_US"/>
         </w:rPr>
       </w:r>
-      <w:hyperlink r:id="rId28">
-        <w:r>
-          <w:rPr>
-            <w:lang w:val="en_US" w:bidi="en_US"/>
-          </w:rPr>
-          <w:rPr>
-            <w:color w:val="0000EE"/>
-            <w:u w:val="single"/>
-          </w:rPr>
-          <w:t>Acts 16:1–3</w:t>
-        </w:r>
-      </w:hyperlink>
+      <w:r>
+        <w:rPr>
+          <w:lang w:val="en_US" w:bidi="en_US"/>
+        </w:rPr>
+        <w:t>Acts 16:1–3</w:t>
+      </w:r>
       <w:r>
         <w:rPr>
           <w:lang w:val="en_US" w:bidi="en_US"/>
         </w:rPr>
         <w:t xml:space="preserve">; </w:t>
       </w:r>
-      <w:hyperlink r:id="rId35">
-        <w:r>
-          <w:rPr>
-            <w:lang w:val="en_US" w:bidi="en_US"/>
-          </w:rPr>
-          <w:rPr>
-            <w:color w:val="0000EE"/>
-            <w:u w:val="single"/>
-          </w:rPr>
-          <w:t>17:14–15</w:t>
-        </w:r>
-      </w:hyperlink>
+      <w:r>
+        <w:rPr>
+          <w:lang w:val="en_US" w:bidi="en_US"/>
+        </w:rPr>
+        <w:t>17:14–15</w:t>
+      </w:r>
       <w:r>
         <w:rPr>
           <w:lang w:val="en_US" w:bidi="en_US"/>
         </w:rPr>
         <w:t xml:space="preserve">; </w:t>
       </w:r>
-      <w:hyperlink r:id="rId36">
-        <w:r>
-          <w:rPr>
-            <w:lang w:val="en_US" w:bidi="en_US"/>
-          </w:rPr>
-          <w:rPr>
-            <w:color w:val="0000EE"/>
-            <w:u w:val="single"/>
-          </w:rPr>
-          <w:t>18:5</w:t>
-        </w:r>
-      </w:hyperlink>
+      <w:r>
+        <w:rPr>
+          <w:lang w:val="en_US" w:bidi="en_US"/>
+        </w:rPr>
+        <w:t>18:5</w:t>
+      </w:r>
       <w:r>
         <w:rPr>
           <w:lang w:val="en_US" w:bidi="en_US"/>
         </w:rPr>
         <w:t xml:space="preserve">; </w:t>
       </w:r>
-      <w:hyperlink r:id="rId29">
-        <w:r>
-          <w:rPr>
-            <w:lang w:val="en_US" w:bidi="en_US"/>
-          </w:rPr>
-          <w:rPr>
-            <w:color w:val="0000EE"/>
-            <w:u w:val="single"/>
-          </w:rPr>
-          <w:t>19:22</w:t>
-        </w:r>
-      </w:hyperlink>
+      <w:r>
+        <w:rPr>
+          <w:lang w:val="en_US" w:bidi="en_US"/>
+        </w:rPr>
+        <w:t>19:22</w:t>
+      </w:r>
       <w:r>
         <w:rPr>
           <w:lang w:val="en_US" w:bidi="en_US"/>
         </w:rPr>
         <w:t xml:space="preserve">; </w:t>
       </w:r>
-      <w:hyperlink r:id="rId56">
-        <w:r>
-          <w:rPr>
-            <w:lang w:val="en_US" w:bidi="en_US"/>
-          </w:rPr>
-          <w:rPr>
-            <w:color w:val="0000EE"/>
-            <w:u w:val="single"/>
-          </w:rPr>
-          <w:t>20:4</w:t>
-        </w:r>
-      </w:hyperlink>
+      <w:r>
+        <w:rPr>
+          <w:lang w:val="en_US" w:bidi="en_US"/>
+        </w:rPr>
+        <w:t>20:4</w:t>
+      </w:r>
       <w:r>
         <w:rPr>
           <w:lang w:val="en_US" w:bidi="en_US"/>
         </w:rPr>
         <w:t xml:space="preserve">; </w:t>
       </w:r>
-      <w:hyperlink r:id="rId43">
-        <w:r>
-          <w:rPr>
-            <w:lang w:val="en_US" w:bidi="en_US"/>
-          </w:rPr>
-          <w:rPr>
-            <w:color w:val="0000EE"/>
-            <w:u w:val="single"/>
-          </w:rPr>
-          <w:t>Romans 16:21</w:t>
-        </w:r>
-      </w:hyperlink>
+      <w:r>
+        <w:rPr>
+          <w:lang w:val="en_US" w:bidi="en_US"/>
+        </w:rPr>
+        <w:t>Romans 16:21</w:t>
+      </w:r>
       <w:r>
         <w:rPr>
           <w:lang w:val="en_US" w:bidi="en_US"/>
         </w:rPr>
         <w:t xml:space="preserve">; </w:t>
       </w:r>
-      <w:hyperlink r:id="rId30">
-        <w:r>
-          <w:rPr>
-            <w:lang w:val="en_US" w:bidi="en_US"/>
-          </w:rPr>
-          <w:rPr>
-            <w:color w:val="0000EE"/>
-            <w:u w:val="single"/>
-          </w:rPr>
-          <w:t>1 Corinthians 4:17</w:t>
-        </w:r>
-      </w:hyperlink>
+      <w:r>
+        <w:rPr>
+          <w:lang w:val="en_US" w:bidi="en_US"/>
+        </w:rPr>
+        <w:t>1 Corinthians 4:17</w:t>
+      </w:r>
       <w:r>
         <w:rPr>
           <w:lang w:val="en_US" w:bidi="en_US"/>
         </w:rPr>
         <w:t xml:space="preserve">; </w:t>
       </w:r>
-      <w:hyperlink r:id="rId31">
-        <w:r>
-          <w:rPr>
-            <w:lang w:val="en_US" w:bidi="en_US"/>
-          </w:rPr>
-          <w:rPr>
-            <w:color w:val="0000EE"/>
-            <w:u w:val="single"/>
-          </w:rPr>
-          <w:t>16:10–11</w:t>
-        </w:r>
-      </w:hyperlink>
+      <w:r>
+        <w:rPr>
+          <w:lang w:val="en_US" w:bidi="en_US"/>
+        </w:rPr>
+        <w:t>16:10–11</w:t>
+      </w:r>
       <w:r>
         <w:rPr>
           <w:lang w:val="en_US" w:bidi="en_US"/>
         </w:rPr>
         <w:t xml:space="preserve">; </w:t>
       </w:r>
-      <w:hyperlink r:id="rId37">
-        <w:r>
-          <w:rPr>
-            <w:lang w:val="en_US" w:bidi="en_US"/>
-          </w:rPr>
-          <w:rPr>
-            <w:color w:val="0000EE"/>
-            <w:u w:val="single"/>
-          </w:rPr>
-          <w:t>2 Corinthians 1:1</w:t>
-        </w:r>
-      </w:hyperlink>
+      <w:r>
+        <w:rPr>
+          <w:lang w:val="en_US" w:bidi="en_US"/>
+        </w:rPr>
+        <w:t>2 Corinthians 1:1</w:t>
+      </w:r>
       <w:r>
         <w:rPr>
           <w:lang w:val="en_US" w:bidi="en_US"/>
         </w:rPr>
         <w:t xml:space="preserve">, </w:t>
       </w:r>
-      <w:hyperlink r:id="rId57">
-        <w:r>
-          <w:rPr>
-            <w:lang w:val="en_US" w:bidi="en_US"/>
-          </w:rPr>
-          <w:rPr>
-            <w:color w:val="0000EE"/>
-            <w:u w:val="single"/>
-          </w:rPr>
-          <w:t>19</w:t>
-        </w:r>
-      </w:hyperlink>
+      <w:r>
+        <w:rPr>
+          <w:lang w:val="en_US" w:bidi="en_US"/>
+        </w:rPr>
+        <w:t>19</w:t>
+      </w:r>
       <w:r>
         <w:rPr>
           <w:lang w:val="en_US" w:bidi="en_US"/>
         </w:rPr>
         <w:t xml:space="preserve">; </w:t>
       </w:r>
-      <w:hyperlink r:id="rId38">
-        <w:r>
-          <w:rPr>
-            <w:lang w:val="en_US" w:bidi="en_US"/>
-          </w:rPr>
-          <w:rPr>
-            <w:color w:val="0000EE"/>
-            <w:u w:val="single"/>
-          </w:rPr>
-          <w:t>Philippians 1:1</w:t>
-        </w:r>
-      </w:hyperlink>
+      <w:r>
+        <w:rPr>
+          <w:lang w:val="en_US" w:bidi="en_US"/>
+        </w:rPr>
+        <w:t>Philippians 1:1</w:t>
+      </w:r>
       <w:r>
         <w:rPr>
           <w:lang w:val="en_US" w:bidi="en_US"/>
         </w:rPr>
         <w:t xml:space="preserve">; </w:t>
       </w:r>
-      <w:hyperlink r:id="rId32">
-        <w:r>
-          <w:rPr>
-            <w:lang w:val="en_US" w:bidi="en_US"/>
-          </w:rPr>
-          <w:rPr>
-            <w:color w:val="0000EE"/>
-            <w:u w:val="single"/>
-          </w:rPr>
-          <w:t>2:19–23</w:t>
-        </w:r>
-      </w:hyperlink>
+      <w:r>
+        <w:rPr>
+          <w:lang w:val="en_US" w:bidi="en_US"/>
+        </w:rPr>
+        <w:t>2:19–23</w:t>
+      </w:r>
       <w:r>
         <w:rPr>
           <w:lang w:val="en_US" w:bidi="en_US"/>
         </w:rPr>
         <w:t xml:space="preserve">; </w:t>
       </w:r>
-      <w:hyperlink r:id="rId39">
-        <w:r>
-          <w:rPr>
-            <w:lang w:val="en_US" w:bidi="en_US"/>
-          </w:rPr>
-          <w:rPr>
-            <w:color w:val="0000EE"/>
-            <w:u w:val="single"/>
-          </w:rPr>
-          <w:t>Colossians 1:1</w:t>
-        </w:r>
-      </w:hyperlink>
+      <w:r>
+        <w:rPr>
+          <w:lang w:val="en_US" w:bidi="en_US"/>
+        </w:rPr>
+        <w:t>Colossians 1:1</w:t>
+      </w:r>
       <w:r>
         <w:rPr>
           <w:lang w:val="en_US" w:bidi="en_US"/>
         </w:rPr>
         <w:t xml:space="preserve">; </w:t>
       </w:r>
-      <w:hyperlink r:id="rId40">
-        <w:r>
-          <w:rPr>
-            <w:lang w:val="en_US" w:bidi="en_US"/>
-          </w:rPr>
-          <w:rPr>
-            <w:color w:val="0000EE"/>
-            <w:u w:val="single"/>
-          </w:rPr>
-          <w:t>1 Thessalonians 1:1</w:t>
-        </w:r>
-      </w:hyperlink>
+      <w:r>
+        <w:rPr>
+          <w:lang w:val="en_US" w:bidi="en_US"/>
+        </w:rPr>
+        <w:t>1 Thessalonians 1:1</w:t>
+      </w:r>
       <w:r>
         <w:rPr>
           <w:lang w:val="en_US" w:bidi="en_US"/>
         </w:rPr>
         <w:t xml:space="preserve">; </w:t>
       </w:r>
-      <w:hyperlink r:id="rId58">
-        <w:r>
-          <w:rPr>
-            <w:lang w:val="en_US" w:bidi="en_US"/>
-          </w:rPr>
-          <w:rPr>
-            <w:color w:val="0000EE"/>
-            <w:u w:val="single"/>
-          </w:rPr>
-          <w:t>3:2–6</w:t>
-        </w:r>
-      </w:hyperlink>
+      <w:r>
+        <w:rPr>
+          <w:lang w:val="en_US" w:bidi="en_US"/>
+        </w:rPr>
+        <w:t>3:2–6</w:t>
+      </w:r>
       <w:r>
         <w:rPr>
           <w:lang w:val="en_US" w:bidi="en_US"/>
         </w:rPr>
         <w:t xml:space="preserve">; </w:t>
       </w:r>
-      <w:hyperlink r:id="rId41">
-        <w:r>
-          <w:rPr>
-            <w:lang w:val="en_US" w:bidi="en_US"/>
-          </w:rPr>
-          <w:rPr>
-            <w:color w:val="0000EE"/>
-            <w:u w:val="single"/>
-          </w:rPr>
-          <w:t>2 Thessalonians 1:1</w:t>
-        </w:r>
-      </w:hyperlink>
+      <w:r>
+        <w:rPr>
+          <w:lang w:val="en_US" w:bidi="en_US"/>
+        </w:rPr>
+        <w:t>2 Thessalonians 1:1</w:t>
+      </w:r>
       <w:r>
         <w:rPr>
           <w:lang w:val="en_US" w:bidi="en_US"/>
         </w:rPr>
         <w:t xml:space="preserve">; 1–2 Timothy; </w:t>
       </w:r>
-      <w:hyperlink r:id="rId42">
-        <w:r>
-          <w:rPr>
-            <w:lang w:val="en_US" w:bidi="en_US"/>
-          </w:rPr>
-          <w:rPr>
-            <w:color w:val="0000EE"/>
-            <w:u w:val="single"/>
-          </w:rPr>
-          <w:t>Philemon 1:1</w:t>
-        </w:r>
-      </w:hyperlink>
+      <w:r>
+        <w:rPr>
+          <w:lang w:val="en_US" w:bidi="en_US"/>
+        </w:rPr>
+        <w:t>Philemon 1:1</w:t>
+      </w:r>
       <w:r>
         <w:rPr>
           <w:lang w:val="en_US" w:bidi="en_US"/>
         </w:rPr>
         <w:t xml:space="preserve">; </w:t>
       </w:r>
-      <w:hyperlink r:id="rId55">
-        <w:r>
-          <w:rPr>
-            <w:lang w:val="en_US" w:bidi="en_US"/>
-          </w:rPr>
-          <w:rPr>
-            <w:color w:val="0000EE"/>
-            <w:u w:val="single"/>
-          </w:rPr>
-          <w:t>Hebrews 13:23</w:t>
-        </w:r>
-      </w:hyperlink>
+      <w:r>
+        <w:rPr>
+          <w:lang w:val="en_US" w:bidi="en_US"/>
+        </w:rPr>
+        <w:t>Hebrews 13:23</w:t>
+      </w:r>
       <w:r>
         <w:rPr>
           <w:lang w:val="en_US" w:bidi="en_US"/>
@@ -1943,36 +1529,24 @@
         </w:rPr>
         <w:t>We do not know anything about Titus's background or conversion. His name is not mentioned in Acts. We first hear of him as a non-Jewish believer who went with Paul and Barnabas to Jerusalem (</w:t>
       </w:r>
-      <w:hyperlink r:id="rId59">
-        <w:r>
-          <w:rPr>
-            <w:lang w:val="en_US" w:bidi="en_US"/>
-          </w:rPr>
-          <w:rPr>
-            <w:color w:val="0000EE"/>
-            <w:u w:val="single"/>
-          </w:rPr>
-          <w:t>Galatians 2:1</w:t>
-        </w:r>
-      </w:hyperlink>
+      <w:r>
+        <w:rPr>
+          <w:lang w:val="en_US" w:bidi="en_US"/>
+        </w:rPr>
+        <w:t>Galatians 2:1</w:t>
+      </w:r>
       <w:r>
         <w:rPr>
           <w:lang w:val="en_US" w:bidi="en_US"/>
         </w:rPr>
         <w:t>). Importantly, Paul emphasized that Titus was not forced to be circumcised (</w:t>
       </w:r>
-      <w:hyperlink r:id="rId60">
-        <w:r>
-          <w:rPr>
-            <w:lang w:val="en_US" w:bidi="en_US"/>
-          </w:rPr>
-          <w:rPr>
-            <w:color w:val="0000EE"/>
-            <w:u w:val="single"/>
-          </w:rPr>
-          <w:t>Galatians 2:3</w:t>
-        </w:r>
-      </w:hyperlink>
+      <w:r>
+        <w:rPr>
+          <w:lang w:val="en_US" w:bidi="en_US"/>
+        </w:rPr>
+        <w:t>Galatians 2:3</w:t>
+      </w:r>
       <w:r>
         <w:rPr>
           <w:lang w:val="en_US" w:bidi="en_US"/>
@@ -1993,108 +1567,72 @@
         </w:rPr>
         <w:t xml:space="preserve">Later, as a trusted member of Paul's team, Titus went on special assignments. Paul sent him to Corinth to handle a difficult situation, likely carrying the demanding letter mentioned in </w:t>
       </w:r>
-      <w:hyperlink r:id="rId61">
-        <w:r>
-          <w:rPr>
-            <w:lang w:val="en_US" w:bidi="en_US"/>
-          </w:rPr>
-          <w:rPr>
-            <w:color w:val="0000EE"/>
-            <w:u w:val="single"/>
-          </w:rPr>
-          <w:t>2 Corinthians 2:4</w:t>
-        </w:r>
-      </w:hyperlink>
+      <w:r>
+        <w:rPr>
+          <w:lang w:val="en_US" w:bidi="en_US"/>
+        </w:rPr>
+        <w:t>2 Corinthians 2:4</w:t>
+      </w:r>
       <w:r>
         <w:rPr>
           <w:lang w:val="en_US" w:bidi="en_US"/>
         </w:rPr>
         <w:t xml:space="preserve">, </w:t>
       </w:r>
-      <w:hyperlink r:id="rId62">
-        <w:r>
-          <w:rPr>
-            <w:lang w:val="en_US" w:bidi="en_US"/>
-          </w:rPr>
-          <w:rPr>
-            <w:color w:val="0000EE"/>
-            <w:u w:val="single"/>
-          </w:rPr>
-          <w:t>9</w:t>
-        </w:r>
-      </w:hyperlink>
+      <w:r>
+        <w:rPr>
+          <w:lang w:val="en_US" w:bidi="en_US"/>
+        </w:rPr>
+        <w:t>9</w:t>
+      </w:r>
       <w:r>
         <w:rPr>
           <w:lang w:val="en_US" w:bidi="en_US"/>
         </w:rPr>
         <w:t xml:space="preserve">; </w:t>
       </w:r>
-      <w:hyperlink r:id="rId63">
-        <w:r>
-          <w:rPr>
-            <w:lang w:val="en_US" w:bidi="en_US"/>
-          </w:rPr>
-          <w:rPr>
-            <w:color w:val="0000EE"/>
-            <w:u w:val="single"/>
-          </w:rPr>
-          <w:t>7:8–9</w:t>
-        </w:r>
-      </w:hyperlink>
+      <w:r>
+        <w:rPr>
+          <w:lang w:val="en_US" w:bidi="en_US"/>
+        </w:rPr>
+        <w:t>7:8–9</w:t>
+      </w:r>
       <w:r>
         <w:rPr>
           <w:lang w:val="en_US" w:bidi="en_US"/>
         </w:rPr>
         <w:t xml:space="preserve">. This task needed someone who could be both gentle and strong as a leader. Titus seemed to have a stronger personality than Timothy (see </w:t>
       </w:r>
-      <w:hyperlink r:id="rId31">
-        <w:r>
-          <w:rPr>
-            <w:lang w:val="en_US" w:bidi="en_US"/>
-          </w:rPr>
-          <w:rPr>
-            <w:color w:val="0000EE"/>
-            <w:u w:val="single"/>
-          </w:rPr>
-          <w:t>1 Corinthians 16:10–11</w:t>
-        </w:r>
-      </w:hyperlink>
+      <w:r>
+        <w:rPr>
+          <w:lang w:val="en_US" w:bidi="en_US"/>
+        </w:rPr>
+        <w:t>1 Corinthians 16:10–11</w:t>
+      </w:r>
       <w:r>
         <w:rPr>
           <w:lang w:val="en_US" w:bidi="en_US"/>
         </w:rPr>
         <w:t xml:space="preserve">; </w:t>
       </w:r>
-      <w:hyperlink r:id="rId64">
-        <w:r>
-          <w:rPr>
-            <w:lang w:val="en_US" w:bidi="en_US"/>
-          </w:rPr>
-          <w:rPr>
-            <w:color w:val="0000EE"/>
-            <w:u w:val="single"/>
-          </w:rPr>
-          <w:t>2 Corinthians 7:13–15</w:t>
-        </w:r>
-      </w:hyperlink>
+      <w:r>
+        <w:rPr>
+          <w:lang w:val="en_US" w:bidi="en_US"/>
+        </w:rPr>
+        <w:t>2 Corinthians 7:13–15</w:t>
+      </w:r>
       <w:r>
         <w:rPr>
           <w:lang w:val="en_US" w:bidi="en_US"/>
         </w:rPr>
         <w:t xml:space="preserve">; </w:t>
       </w:r>
-      <w:hyperlink r:id="rId54">
-        <w:r>
-          <w:rPr>
-            <w:lang w:val="en_US" w:bidi="en_US"/>
-          </w:rPr>
-          <w:rPr>
-            <w:color w:val="0000EE"/>
-            <w:u w:val="single"/>
-          </w:rPr>
-          <w:t>2 Timothy 1:6–7</w:t>
-        </w:r>
-      </w:hyperlink>
+      <w:r>
+        <w:rPr>
+          <w:lang w:val="en_US" w:bidi="en_US"/>
+        </w:rPr>
+        <w:t>2 Timothy 1:6–7</w:t>
+      </w:r>
       <w:r>
         <w:rPr>
           <w:lang w:val="en_US" w:bidi="en_US"/>
@@ -2115,36 +1653,24 @@
         </w:rPr>
         <w:t>Titus returned to Paul with good news (</w:t>
       </w:r>
-      <w:hyperlink r:id="rId65">
-        <w:r>
-          <w:rPr>
-            <w:lang w:val="en_US" w:bidi="en_US"/>
-          </w:rPr>
-          <w:rPr>
-            <w:color w:val="0000EE"/>
-            <w:u w:val="single"/>
-          </w:rPr>
-          <w:t>2 Corinthians 7:6–7</w:t>
-        </w:r>
-      </w:hyperlink>
+      <w:r>
+        <w:rPr>
+          <w:lang w:val="en_US" w:bidi="en_US"/>
+        </w:rPr>
+        <w:t>2 Corinthians 7:6–7</w:t>
+      </w:r>
       <w:r>
         <w:rPr>
           <w:lang w:val="en_US" w:bidi="en_US"/>
         </w:rPr>
         <w:t xml:space="preserve">, </w:t>
       </w:r>
-      <w:hyperlink r:id="rId64">
-        <w:r>
-          <w:rPr>
-            <w:lang w:val="en_US" w:bidi="en_US"/>
-          </w:rPr>
-          <w:rPr>
-            <w:color w:val="0000EE"/>
-            <w:u w:val="single"/>
-          </w:rPr>
-          <w:t>13–15</w:t>
-        </w:r>
-      </w:hyperlink>
+      <w:r>
+        <w:rPr>
+          <w:lang w:val="en_US" w:bidi="en_US"/>
+        </w:rPr>
+        <w:t>13–15</w:t>
+      </w:r>
       <w:r>
         <w:rPr>
           <w:lang w:val="en_US" w:bidi="en_US"/>
@@ -2164,90 +1690,60 @@
         </w:rPr>
         <w:t>. This letter encouraged the believers to finish their fundraising for the poor believers in Jerusalem. Titus eagerly accepted this task because he loved the Christians in Corinth (</w:t>
       </w:r>
-      <w:hyperlink r:id="rId66">
-        <w:r>
-          <w:rPr>
-            <w:lang w:val="en_US" w:bidi="en_US"/>
-          </w:rPr>
-          <w:rPr>
-            <w:color w:val="0000EE"/>
-            <w:u w:val="single"/>
-          </w:rPr>
-          <w:t>2 Corinthians 7:15</w:t>
-        </w:r>
-      </w:hyperlink>
+      <w:r>
+        <w:rPr>
+          <w:lang w:val="en_US" w:bidi="en_US"/>
+        </w:rPr>
+        <w:t>2 Corinthians 7:15</w:t>
+      </w:r>
       <w:r>
         <w:rPr>
           <w:lang w:val="en_US" w:bidi="en_US"/>
         </w:rPr>
         <w:t xml:space="preserve">; </w:t>
       </w:r>
-      <w:hyperlink r:id="rId67">
-        <w:r>
-          <w:rPr>
-            <w:lang w:val="en_US" w:bidi="en_US"/>
-          </w:rPr>
-          <w:rPr>
-            <w:color w:val="0000EE"/>
-            <w:u w:val="single"/>
-          </w:rPr>
-          <w:t>8:6</w:t>
-        </w:r>
-      </w:hyperlink>
+      <w:r>
+        <w:rPr>
+          <w:lang w:val="en_US" w:bidi="en_US"/>
+        </w:rPr>
+        <w:t>8:6</w:t>
+      </w:r>
       <w:r>
         <w:rPr>
           <w:lang w:val="en_US" w:bidi="en_US"/>
         </w:rPr>
         <w:t xml:space="preserve">, </w:t>
       </w:r>
-      <w:hyperlink r:id="rId68">
-        <w:r>
-          <w:rPr>
-            <w:lang w:val="en_US" w:bidi="en_US"/>
-          </w:rPr>
-          <w:rPr>
-            <w:color w:val="0000EE"/>
-            <w:u w:val="single"/>
-          </w:rPr>
-          <w:t>16–17</w:t>
-        </w:r>
-      </w:hyperlink>
+      <w:r>
+        <w:rPr>
+          <w:lang w:val="en_US" w:bidi="en_US"/>
+        </w:rPr>
+        <w:t>16–17</w:t>
+      </w:r>
       <w:r>
         <w:rPr>
           <w:lang w:val="en_US" w:bidi="en_US"/>
         </w:rPr>
         <w:t>). Paul described him as a person of integrity and similar to Paul himself (</w:t>
       </w:r>
-      <w:hyperlink r:id="rId69">
-        <w:r>
-          <w:rPr>
-            <w:lang w:val="en_US" w:bidi="en_US"/>
-          </w:rPr>
-          <w:rPr>
-            <w:color w:val="0000EE"/>
-            <w:u w:val="single"/>
-          </w:rPr>
-          <w:t>2 Corinthians 8:23</w:t>
-        </w:r>
-      </w:hyperlink>
+      <w:r>
+        <w:rPr>
+          <w:lang w:val="en_US" w:bidi="en_US"/>
+        </w:rPr>
+        <w:t>2 Corinthians 8:23</w:t>
+      </w:r>
       <w:r>
         <w:rPr>
           <w:lang w:val="en_US" w:bidi="en_US"/>
         </w:rPr>
         <w:t xml:space="preserve">; </w:t>
       </w:r>
-      <w:hyperlink r:id="rId70">
-        <w:r>
-          <w:rPr>
-            <w:lang w:val="en_US" w:bidi="en_US"/>
-          </w:rPr>
-          <w:rPr>
-            <w:color w:val="0000EE"/>
-            <w:u w:val="single"/>
-          </w:rPr>
-          <w:t>12:18</w:t>
-        </w:r>
-      </w:hyperlink>
+      <w:r>
+        <w:rPr>
+          <w:lang w:val="en_US" w:bidi="en_US"/>
+        </w:rPr>
+        <w:t>12:18</w:t>
+      </w:r>
       <w:r>
         <w:rPr>
           <w:lang w:val="en_US" w:bidi="en_US"/>
@@ -2268,36 +1764,24 @@
         </w:rPr>
         <w:t>A few years later, after Paul's first trial in Rome and his release, he left Titus on the island of Crete to strengthen the church. While Titus was there, Paul wrote a letter to him. In the letter, Paul gave advice on choosing church leaders and encouraged Titus to teach and show godly behavior. Paul then asked Titus to meet him at Nicopolis (in Achaia), where Paul planned to spend the winter (</w:t>
       </w:r>
-      <w:hyperlink r:id="rId71">
-        <w:r>
-          <w:rPr>
-            <w:lang w:val="en_US" w:bidi="en_US"/>
-          </w:rPr>
-          <w:rPr>
-            <w:color w:val="0000EE"/>
-            <w:u w:val="single"/>
-          </w:rPr>
-          <w:t>Titus 3:12</w:t>
-        </w:r>
-      </w:hyperlink>
+      <w:r>
+        <w:rPr>
+          <w:lang w:val="en_US" w:bidi="en_US"/>
+        </w:rPr>
+        <w:t>Titus 3:12</w:t>
+      </w:r>
       <w:r>
         <w:rPr>
           <w:lang w:val="en_US" w:bidi="en_US"/>
         </w:rPr>
         <w:t>). Later, shortly before Paul was executed in Rome, he wrote that Titus had gone to Dalmatia (along the Adriatic coast, northwest of modern-day Greece), likely for ministry work there (</w:t>
       </w:r>
-      <w:hyperlink r:id="rId72">
-        <w:r>
-          <w:rPr>
-            <w:lang w:val="en_US" w:bidi="en_US"/>
-          </w:rPr>
-          <w:rPr>
-            <w:color w:val="0000EE"/>
-            <w:u w:val="single"/>
-          </w:rPr>
-          <w:t>2 Timothy 4:10</w:t>
-        </w:r>
-      </w:hyperlink>
+      <w:r>
+        <w:rPr>
+          <w:lang w:val="en_US" w:bidi="en_US"/>
+        </w:rPr>
+        <w:t>2 Timothy 4:10</w:t>
+      </w:r>
       <w:r>
         <w:rPr>
           <w:lang w:val="en_US" w:bidi="en_US"/>
@@ -2354,216 +1838,144 @@
           <w:lang w:val="en_US" w:bidi="en_US"/>
         </w:rPr>
       </w:r>
-      <w:hyperlink r:id="rId73">
-        <w:r>
-          <w:rPr>
-            <w:lang w:val="en_US" w:bidi="en_US"/>
-          </w:rPr>
-          <w:rPr>
-            <w:color w:val="0000EE"/>
-            <w:u w:val="single"/>
-          </w:rPr>
-          <w:t>2 Corinthians 2:13</w:t>
-        </w:r>
-      </w:hyperlink>
+      <w:r>
+        <w:rPr>
+          <w:lang w:val="en_US" w:bidi="en_US"/>
+        </w:rPr>
+        <w:t>2 Corinthians 2:13</w:t>
+      </w:r>
       <w:r>
         <w:rPr>
           <w:lang w:val="en_US" w:bidi="en_US"/>
         </w:rPr>
         <w:t xml:space="preserve">; </w:t>
       </w:r>
-      <w:hyperlink r:id="rId74">
-        <w:r>
-          <w:rPr>
-            <w:lang w:val="en_US" w:bidi="en_US"/>
-          </w:rPr>
-          <w:rPr>
-            <w:color w:val="0000EE"/>
-            <w:u w:val="single"/>
-          </w:rPr>
-          <w:t>7:6</w:t>
-        </w:r>
-      </w:hyperlink>
+      <w:r>
+        <w:rPr>
+          <w:lang w:val="en_US" w:bidi="en_US"/>
+        </w:rPr>
+        <w:t>7:6</w:t>
+      </w:r>
       <w:r>
         <w:rPr>
           <w:lang w:val="en_US" w:bidi="en_US"/>
         </w:rPr>
         <w:t xml:space="preserve">, </w:t>
       </w:r>
-      <w:hyperlink r:id="rId75">
-        <w:r>
-          <w:rPr>
-            <w:lang w:val="en_US" w:bidi="en_US"/>
-          </w:rPr>
-          <w:rPr>
-            <w:color w:val="0000EE"/>
-            <w:u w:val="single"/>
-          </w:rPr>
-          <w:t>13–14</w:t>
-        </w:r>
-      </w:hyperlink>
+      <w:r>
+        <w:rPr>
+          <w:lang w:val="en_US" w:bidi="en_US"/>
+        </w:rPr>
+        <w:t>13–14</w:t>
+      </w:r>
       <w:r>
         <w:rPr>
           <w:lang w:val="en_US" w:bidi="en_US"/>
         </w:rPr>
         <w:t xml:space="preserve">; </w:t>
       </w:r>
-      <w:hyperlink r:id="rId67">
-        <w:r>
-          <w:rPr>
-            <w:lang w:val="en_US" w:bidi="en_US"/>
-          </w:rPr>
-          <w:rPr>
-            <w:color w:val="0000EE"/>
-            <w:u w:val="single"/>
-          </w:rPr>
-          <w:t>8:6</w:t>
-        </w:r>
-      </w:hyperlink>
+      <w:r>
+        <w:rPr>
+          <w:lang w:val="en_US" w:bidi="en_US"/>
+        </w:rPr>
+        <w:t>8:6</w:t>
+      </w:r>
       <w:r>
         <w:rPr>
           <w:lang w:val="en_US" w:bidi="en_US"/>
         </w:rPr>
         <w:t xml:space="preserve">, </w:t>
       </w:r>
-      <w:hyperlink r:id="rId68">
-        <w:r>
-          <w:rPr>
-            <w:lang w:val="en_US" w:bidi="en_US"/>
-          </w:rPr>
-          <w:rPr>
-            <w:color w:val="0000EE"/>
-            <w:u w:val="single"/>
-          </w:rPr>
-          <w:t>16–17</w:t>
-        </w:r>
-      </w:hyperlink>
+      <w:r>
+        <w:rPr>
+          <w:lang w:val="en_US" w:bidi="en_US"/>
+        </w:rPr>
+        <w:t>16–17</w:t>
+      </w:r>
       <w:r>
         <w:rPr>
           <w:lang w:val="en_US" w:bidi="en_US"/>
         </w:rPr>
         <w:t xml:space="preserve">, </w:t>
       </w:r>
-      <w:hyperlink r:id="rId69">
-        <w:r>
-          <w:rPr>
-            <w:lang w:val="en_US" w:bidi="en_US"/>
-          </w:rPr>
-          <w:rPr>
-            <w:color w:val="0000EE"/>
-            <w:u w:val="single"/>
-          </w:rPr>
-          <w:t>23</w:t>
-        </w:r>
-      </w:hyperlink>
+      <w:r>
+        <w:rPr>
+          <w:lang w:val="en_US" w:bidi="en_US"/>
+        </w:rPr>
+        <w:t>23</w:t>
+      </w:r>
       <w:r>
         <w:rPr>
           <w:lang w:val="en_US" w:bidi="en_US"/>
         </w:rPr>
         <w:t xml:space="preserve">; </w:t>
       </w:r>
-      <w:hyperlink r:id="rId70">
-        <w:r>
-          <w:rPr>
-            <w:lang w:val="en_US" w:bidi="en_US"/>
-          </w:rPr>
-          <w:rPr>
-            <w:color w:val="0000EE"/>
-            <w:u w:val="single"/>
-          </w:rPr>
-          <w:t>12:18</w:t>
-        </w:r>
-      </w:hyperlink>
+      <w:r>
+        <w:rPr>
+          <w:lang w:val="en_US" w:bidi="en_US"/>
+        </w:rPr>
+        <w:t>12:18</w:t>
+      </w:r>
       <w:r>
         <w:rPr>
           <w:lang w:val="en_US" w:bidi="en_US"/>
         </w:rPr>
         <w:t xml:space="preserve">; </w:t>
       </w:r>
-      <w:hyperlink r:id="rId59">
-        <w:r>
-          <w:rPr>
-            <w:lang w:val="en_US" w:bidi="en_US"/>
-          </w:rPr>
-          <w:rPr>
-            <w:color w:val="0000EE"/>
-            <w:u w:val="single"/>
-          </w:rPr>
-          <w:t>Galatians 2:1</w:t>
-        </w:r>
-      </w:hyperlink>
+      <w:r>
+        <w:rPr>
+          <w:lang w:val="en_US" w:bidi="en_US"/>
+        </w:rPr>
+        <w:t>Galatians 2:1</w:t>
+      </w:r>
       <w:r>
         <w:rPr>
           <w:lang w:val="en_US" w:bidi="en_US"/>
         </w:rPr>
         <w:t xml:space="preserve">, </w:t>
       </w:r>
-      <w:hyperlink r:id="rId60">
-        <w:r>
-          <w:rPr>
-            <w:lang w:val="en_US" w:bidi="en_US"/>
-          </w:rPr>
-          <w:rPr>
-            <w:color w:val="0000EE"/>
-            <w:u w:val="single"/>
-          </w:rPr>
-          <w:t>3</w:t>
-        </w:r>
-      </w:hyperlink>
+      <w:r>
+        <w:rPr>
+          <w:lang w:val="en_US" w:bidi="en_US"/>
+        </w:rPr>
+        <w:t>3</w:t>
+      </w:r>
       <w:r>
         <w:rPr>
           <w:lang w:val="en_US" w:bidi="en_US"/>
         </w:rPr>
         <w:t xml:space="preserve">; </w:t>
       </w:r>
-      <w:hyperlink r:id="rId72">
-        <w:r>
-          <w:rPr>
-            <w:lang w:val="en_US" w:bidi="en_US"/>
-          </w:rPr>
-          <w:rPr>
-            <w:color w:val="0000EE"/>
-            <w:u w:val="single"/>
-          </w:rPr>
-          <w:t>2 Timothy 4:10</w:t>
-        </w:r>
-      </w:hyperlink>
+      <w:r>
+        <w:rPr>
+          <w:lang w:val="en_US" w:bidi="en_US"/>
+        </w:rPr>
+        <w:t>2 Timothy 4:10</w:t>
+      </w:r>
       <w:r>
         <w:rPr>
           <w:lang w:val="en_US" w:bidi="en_US"/>
         </w:rPr>
         <w:t xml:space="preserve">; </w:t>
       </w:r>
-      <w:hyperlink r:id="rId76">
-        <w:r>
-          <w:rPr>
-            <w:lang w:val="en_US" w:bidi="en_US"/>
-          </w:rPr>
-          <w:rPr>
-            <w:color w:val="0000EE"/>
-            <w:u w:val="single"/>
-          </w:rPr>
-          <w:t>Titus 1:4</w:t>
-        </w:r>
-      </w:hyperlink>
+      <w:r>
+        <w:rPr>
+          <w:lang w:val="en_US" w:bidi="en_US"/>
+        </w:rPr>
+        <w:t>Titus 1:4</w:t>
+      </w:r>
       <w:r>
         <w:rPr>
           <w:lang w:val="en_US" w:bidi="en_US"/>
         </w:rPr>
         <w:t xml:space="preserve">; </w:t>
       </w:r>
-      <w:hyperlink r:id="rId77">
-        <w:r>
-          <w:rPr>
-            <w:lang w:val="en_US" w:bidi="en_US"/>
-          </w:rPr>
-          <w:rPr>
-            <w:color w:val="0000EE"/>
-            <w:u w:val="single"/>
-          </w:rPr>
-          <w:t>2:1</w:t>
-        </w:r>
-      </w:hyperlink>
+      <w:r>
+        <w:rPr>
+          <w:lang w:val="en_US" w:bidi="en_US"/>
+        </w:rPr>
+        <w:t>2:1</w:t>
+      </w:r>
       <w:r>
         <w:rPr>
           <w:lang w:val="en_US" w:bidi="en_US"/>
